--- a/assets/DocuIntellect_Documentation..docx
+++ b/assets/DocuIntellect_Documentation..docx
@@ -21,413 +21,413 @@
         <w:pStyle w:val="HorizontalLine"/>
         <w:jc w:val="both"/>
       </w:pPr>
+    </w:p>
+    <w:p>
+      <w:pPr>
+        <w:pStyle w:val="Heading2"/>
+        <w:jc w:val="both"/>
+      </w:pPr>
+      <w:r>
+        <w:t xml:space="preserve">What Is </w:t>
+      </w:r>
+      <w:proofErr w:type="spellStart"/>
+      <w:r>
+        <w:t>DocuIntellect</w:t>
+      </w:r>
+      <w:proofErr w:type="spellEnd"/>
+      <w:r>
+        <w:t>?</w:t>
+      </w:r>
+    </w:p>
+    <w:p>
+      <w:pPr>
+        <w:pStyle w:val="BodyText"/>
+        <w:jc w:val="both"/>
+      </w:pPr>
+      <w:proofErr w:type="spellStart"/>
+      <w:r>
+        <w:t>DocuIntellect</w:t>
+      </w:r>
+      <w:proofErr w:type="spellEnd"/>
+      <w:r>
+        <w:t xml:space="preserve"> is a web application that lets you </w:t>
+      </w:r>
+      <w:r>
+        <w:rPr>
+          <w:b/>
+        </w:rPr>
+        <w:t>talk to your documents</w:t>
+      </w:r>
+      <w:r>
+        <w:t>.</w:t>
+      </w:r>
+    </w:p>
+    <w:p>
+      <w:pPr>
+        <w:pStyle w:val="BodyText"/>
+        <w:jc w:val="both"/>
+      </w:pPr>
+      <w:r>
+        <w:t>You upload files — PDFs, Word documents, PowerPoint slides, text files, videos, or YouTube links — and then ask questions about them in plain English. The app reads your documents, understands them using AI, and answers your questions with exact references to where in the document the answer came from.</w:t>
+      </w:r>
+    </w:p>
+    <w:p>
+      <w:pPr>
+        <w:pStyle w:val="BodyText"/>
+        <w:jc w:val="both"/>
+      </w:pPr>
+      <w:r>
+        <w:t>Think of it like having a very well-read assistant who has read every file you've uploaded and can instantly answer any question about them, tell you what page the answer is on, and summarize anything on demand.</w:t>
+      </w:r>
+    </w:p>
+    <w:p>
+      <w:pPr>
+        <w:pStyle w:val="BodyText"/>
+        <w:jc w:val="both"/>
+      </w:pPr>
+      <w:r>
+        <w:t>It supports multiple users, organizes files into folders, remembers your chat history, and keeps working even if parts of the system go offline.</w:t>
+      </w:r>
+    </w:p>
+    <w:p>
+      <w:pPr>
+        <w:pStyle w:val="HorizontalLine"/>
+        <w:jc w:val="both"/>
+      </w:pPr>
+    </w:p>
+    <w:p>
+      <w:pPr>
+        <w:pStyle w:val="Heading2"/>
+        <w:jc w:val="both"/>
+      </w:pPr>
+      <w:r>
+        <w:t>Who Is It For?</w:t>
+      </w:r>
+    </w:p>
+    <w:p>
+      <w:pPr>
+        <w:pStyle w:val="BodyText"/>
+        <w:numPr>
+          <w:ilvl w:val="0"/>
+          <w:numId w:val="2"/>
+        </w:numPr>
+        <w:tabs>
+          <w:tab w:val="left" w:pos="709"/>
+        </w:tabs>
+        <w:jc w:val="both"/>
+      </w:pPr>
+      <w:r>
+        <w:rPr>
+          <w:b/>
+        </w:rPr>
+        <w:t>Students</w:t>
+      </w:r>
+      <w:r>
+        <w:t xml:space="preserve"> who want to quickly understand lecture slides, PDFs, or YouTube lecture videos without reading every word</w:t>
+      </w:r>
+    </w:p>
+    <w:p>
+      <w:pPr>
+        <w:pStyle w:val="BodyText"/>
+        <w:numPr>
+          <w:ilvl w:val="0"/>
+          <w:numId w:val="2"/>
+        </w:numPr>
+        <w:tabs>
+          <w:tab w:val="left" w:pos="709"/>
+        </w:tabs>
+        <w:jc w:val="both"/>
+      </w:pPr>
+      <w:r>
+        <w:rPr>
+          <w:b/>
+        </w:rPr>
+        <w:t>Analysts</w:t>
+      </w:r>
+      <w:r>
+        <w:t xml:space="preserve"> who need to compare multiple reports and find specific numbers or facts</w:t>
+      </w:r>
+    </w:p>
+    <w:p>
+      <w:pPr>
+        <w:pStyle w:val="BodyText"/>
+        <w:numPr>
+          <w:ilvl w:val="0"/>
+          <w:numId w:val="2"/>
+        </w:numPr>
+        <w:tabs>
+          <w:tab w:val="left" w:pos="709"/>
+        </w:tabs>
+        <w:jc w:val="both"/>
+      </w:pPr>
+      <w:r>
+        <w:rPr>
+          <w:b/>
+        </w:rPr>
+        <w:t>Researchers</w:t>
+      </w:r>
+      <w:r>
+        <w:t xml:space="preserve"> who want to explore relationships between concepts across many documents</w:t>
+      </w:r>
+    </w:p>
+    <w:p>
+      <w:pPr>
+        <w:pStyle w:val="BodyText"/>
+        <w:numPr>
+          <w:ilvl w:val="0"/>
+          <w:numId w:val="2"/>
+        </w:numPr>
+        <w:tabs>
+          <w:tab w:val="left" w:pos="709"/>
+        </w:tabs>
+        <w:jc w:val="both"/>
+      </w:pPr>
+      <w:r>
+        <w:rPr>
+          <w:b/>
+        </w:rPr>
+        <w:t>Anyone</w:t>
+      </w:r>
+      <w:r>
+        <w:t xml:space="preserve"> who has a pile of documents and wants to search and question them intelligently instead of manually reading through everything</w:t>
+      </w:r>
+    </w:p>
+    <w:p>
+      <w:pPr>
+        <w:pStyle w:val="HorizontalLine"/>
+        <w:jc w:val="both"/>
+      </w:pPr>
+    </w:p>
+    <w:p>
+      <w:pPr>
+        <w:pStyle w:val="Heading2"/>
+        <w:jc w:val="both"/>
+      </w:pPr>
+      <w:r>
+        <w:t>Table of Contents</w:t>
+      </w:r>
+    </w:p>
+    <w:p>
+      <w:pPr>
+        <w:pStyle w:val="BodyText"/>
+        <w:numPr>
+          <w:ilvl w:val="0"/>
+          <w:numId w:val="3"/>
+        </w:numPr>
+        <w:tabs>
+          <w:tab w:val="left" w:pos="709"/>
+        </w:tabs>
+        <w:jc w:val="both"/>
+      </w:pPr>
+      <w:r>
+        <w:t>Features</w:t>
+      </w:r>
+    </w:p>
+    <w:p>
+      <w:pPr>
+        <w:pStyle w:val="BodyText"/>
+        <w:numPr>
+          <w:ilvl w:val="0"/>
+          <w:numId w:val="3"/>
+        </w:numPr>
+        <w:tabs>
+          <w:tab w:val="left" w:pos="709"/>
+        </w:tabs>
+        <w:jc w:val="both"/>
+      </w:pPr>
+      <w:r>
+        <w:t>Technology Stack</w:t>
+      </w:r>
+    </w:p>
+    <w:p>
+      <w:pPr>
+        <w:pStyle w:val="BodyText"/>
+        <w:numPr>
+          <w:ilvl w:val="0"/>
+          <w:numId w:val="3"/>
+        </w:numPr>
+        <w:tabs>
+          <w:tab w:val="left" w:pos="709"/>
+        </w:tabs>
+        <w:jc w:val="both"/>
+      </w:pPr>
+      <w:r>
+        <w:t>Project Structure</w:t>
+      </w:r>
+    </w:p>
+    <w:p>
+      <w:pPr>
+        <w:pStyle w:val="BodyText"/>
+        <w:numPr>
+          <w:ilvl w:val="0"/>
+          <w:numId w:val="3"/>
+        </w:numPr>
+        <w:tabs>
+          <w:tab w:val="left" w:pos="709"/>
+        </w:tabs>
+        <w:jc w:val="both"/>
+      </w:pPr>
+      <w:r>
+        <w:t>How Every Part Works (Detailed Workflow)</w:t>
+      </w:r>
+    </w:p>
+    <w:p>
+      <w:pPr>
+        <w:pStyle w:val="BodyText"/>
+        <w:numPr>
+          <w:ilvl w:val="0"/>
+          <w:numId w:val="3"/>
+        </w:numPr>
+        <w:tabs>
+          <w:tab w:val="left" w:pos="709"/>
+        </w:tabs>
+        <w:jc w:val="both"/>
+      </w:pPr>
+      <w:r>
+        <w:t>Every Screen / Tab Explained</w:t>
+      </w:r>
+    </w:p>
+    <w:p>
+      <w:pPr>
+        <w:pStyle w:val="BodyText"/>
+        <w:numPr>
+          <w:ilvl w:val="0"/>
+          <w:numId w:val="3"/>
+        </w:numPr>
+        <w:tabs>
+          <w:tab w:val="left" w:pos="709"/>
+        </w:tabs>
+        <w:jc w:val="both"/>
+      </w:pPr>
+      <w:r>
+        <w:t>How the AI Answers Questions</w:t>
+      </w:r>
+    </w:p>
+    <w:p>
+      <w:pPr>
+        <w:pStyle w:val="BodyText"/>
+        <w:numPr>
+          <w:ilvl w:val="0"/>
+          <w:numId w:val="3"/>
+        </w:numPr>
+        <w:tabs>
+          <w:tab w:val="left" w:pos="709"/>
+        </w:tabs>
+        <w:jc w:val="both"/>
+      </w:pPr>
+      <w:r>
+        <w:t>How Document Parsing Works</w:t>
+      </w:r>
+    </w:p>
+    <w:p>
+      <w:pPr>
+        <w:pStyle w:val="BodyText"/>
+        <w:numPr>
+          <w:ilvl w:val="0"/>
+          <w:numId w:val="3"/>
+        </w:numPr>
+        <w:tabs>
+          <w:tab w:val="left" w:pos="709"/>
+        </w:tabs>
+        <w:jc w:val="both"/>
+      </w:pPr>
+      <w:r>
+        <w:t>How Search Works</w:t>
+      </w:r>
+    </w:p>
+    <w:p>
+      <w:pPr>
+        <w:pStyle w:val="BodyText"/>
+        <w:numPr>
+          <w:ilvl w:val="0"/>
+          <w:numId w:val="3"/>
+        </w:numPr>
+        <w:tabs>
+          <w:tab w:val="left" w:pos="709"/>
+        </w:tabs>
+        <w:jc w:val="both"/>
+      </w:pPr>
+      <w:r>
+        <w:t>How the Knowledge Graph Works</w:t>
+      </w:r>
+    </w:p>
+    <w:p>
+      <w:pPr>
+        <w:pStyle w:val="BodyText"/>
+        <w:numPr>
+          <w:ilvl w:val="0"/>
+          <w:numId w:val="3"/>
+        </w:numPr>
+        <w:tabs>
+          <w:tab w:val="clear" w:pos="709"/>
+          <w:tab w:val="left" w:pos="540"/>
+        </w:tabs>
+        <w:ind w:hanging="349"/>
+        <w:jc w:val="both"/>
+      </w:pPr>
+      <w:r>
+        <w:t>How the ML Classifier Works</w:t>
+      </w:r>
+    </w:p>
+    <w:p>
+      <w:pPr>
+        <w:pStyle w:val="BodyText"/>
+        <w:numPr>
+          <w:ilvl w:val="0"/>
+          <w:numId w:val="3"/>
+        </w:numPr>
+        <w:tabs>
+          <w:tab w:val="left" w:pos="709"/>
+        </w:tabs>
+        <w:ind w:hanging="349"/>
+        <w:jc w:val="both"/>
+      </w:pPr>
+      <w:r>
+        <w:lastRenderedPageBreak/>
+        <w:t>How Authentication Works</w:t>
+      </w:r>
+    </w:p>
+    <w:p>
+      <w:pPr>
+        <w:pStyle w:val="BodyText"/>
+        <w:numPr>
+          <w:ilvl w:val="0"/>
+          <w:numId w:val="3"/>
+        </w:numPr>
+        <w:tabs>
+          <w:tab w:val="left" w:pos="709"/>
+        </w:tabs>
+        <w:ind w:hanging="349"/>
+        <w:jc w:val="both"/>
+      </w:pPr>
+      <w:r>
+        <w:t>How the Database Works</w:t>
+      </w:r>
+    </w:p>
+    <w:p>
+      <w:pPr>
+        <w:pStyle w:val="BodyText"/>
+        <w:numPr>
+          <w:ilvl w:val="0"/>
+          <w:numId w:val="3"/>
+        </w:numPr>
+        <w:tabs>
+          <w:tab w:val="left" w:pos="709"/>
+        </w:tabs>
+        <w:ind w:hanging="349"/>
+        <w:jc w:val="both"/>
+      </w:pPr>
+      <w:r>
+        <w:t>Fallbacks</w:t>
+      </w:r>
+    </w:p>
+    <w:p>
+      <w:pPr>
+        <w:pStyle w:val="HorizontalLine"/>
+        <w:jc w:val="both"/>
+      </w:pPr>
       <w:bookmarkStart w:id="0" w:name="_GoBack"/>
       <w:bookmarkEnd w:id="0"/>
-    </w:p>
-    <w:p>
-      <w:pPr>
-        <w:pStyle w:val="Heading2"/>
-        <w:jc w:val="both"/>
-      </w:pPr>
-      <w:r>
-        <w:t xml:space="preserve">What Is </w:t>
-      </w:r>
-      <w:proofErr w:type="spellStart"/>
-      <w:r>
-        <w:t>DocuIntellect</w:t>
-      </w:r>
-      <w:proofErr w:type="spellEnd"/>
-      <w:r>
-        <w:t>?</w:t>
-      </w:r>
-    </w:p>
-    <w:p>
-      <w:pPr>
-        <w:pStyle w:val="BodyText"/>
-        <w:jc w:val="both"/>
-      </w:pPr>
-      <w:proofErr w:type="spellStart"/>
-      <w:r>
-        <w:t>DocuIntellect</w:t>
-      </w:r>
-      <w:proofErr w:type="spellEnd"/>
-      <w:r>
-        <w:t xml:space="preserve"> is a web application that lets you </w:t>
-      </w:r>
-      <w:r>
-        <w:rPr>
-          <w:b/>
-        </w:rPr>
-        <w:t>talk to your documents</w:t>
-      </w:r>
-      <w:r>
-        <w:t>.</w:t>
-      </w:r>
-    </w:p>
-    <w:p>
-      <w:pPr>
-        <w:pStyle w:val="BodyText"/>
-        <w:jc w:val="both"/>
-      </w:pPr>
-      <w:r>
-        <w:t>You upload files — PDFs, Word documents, PowerPoint slides, text files, videos, or YouTube links — and then ask questions about them in plain English. The app reads your documents, understands them using AI, and answers your questions with exact references to where in the document the answer came from.</w:t>
-      </w:r>
-    </w:p>
-    <w:p>
-      <w:pPr>
-        <w:pStyle w:val="BodyText"/>
-        <w:jc w:val="both"/>
-      </w:pPr>
-      <w:r>
-        <w:t>Think of it like having a very well-read assistant who has read every file you've uploaded and can instantly answer any question about them, tell you what page the answer is on, and summarize anything on demand.</w:t>
-      </w:r>
-    </w:p>
-    <w:p>
-      <w:pPr>
-        <w:pStyle w:val="BodyText"/>
-        <w:jc w:val="both"/>
-      </w:pPr>
-      <w:r>
-        <w:t>It supports multiple users, organizes files into folders, remembers your chat history, and keeps working even if parts of the system go offline.</w:t>
-      </w:r>
-    </w:p>
-    <w:p>
-      <w:pPr>
-        <w:pStyle w:val="HorizontalLine"/>
-        <w:jc w:val="both"/>
-      </w:pPr>
-    </w:p>
-    <w:p>
-      <w:pPr>
-        <w:pStyle w:val="Heading2"/>
-        <w:jc w:val="both"/>
-      </w:pPr>
-      <w:r>
-        <w:t>Who Is It For?</w:t>
-      </w:r>
-    </w:p>
-    <w:p>
-      <w:pPr>
-        <w:pStyle w:val="BodyText"/>
-        <w:numPr>
-          <w:ilvl w:val="0"/>
-          <w:numId w:val="2"/>
-        </w:numPr>
-        <w:tabs>
-          <w:tab w:val="left" w:pos="709"/>
-        </w:tabs>
-        <w:jc w:val="both"/>
-      </w:pPr>
-      <w:r>
-        <w:rPr>
-          <w:b/>
-        </w:rPr>
-        <w:t>Students</w:t>
-      </w:r>
-      <w:r>
-        <w:t xml:space="preserve"> who want to quickly understand lecture slides, PDFs, or YouTube lecture videos without reading every word</w:t>
-      </w:r>
-    </w:p>
-    <w:p>
-      <w:pPr>
-        <w:pStyle w:val="BodyText"/>
-        <w:numPr>
-          <w:ilvl w:val="0"/>
-          <w:numId w:val="2"/>
-        </w:numPr>
-        <w:tabs>
-          <w:tab w:val="left" w:pos="709"/>
-        </w:tabs>
-        <w:jc w:val="both"/>
-      </w:pPr>
-      <w:r>
-        <w:rPr>
-          <w:b/>
-        </w:rPr>
-        <w:t>Analysts</w:t>
-      </w:r>
-      <w:r>
-        <w:t xml:space="preserve"> who need to compare multiple reports and find specific numbers or facts</w:t>
-      </w:r>
-    </w:p>
-    <w:p>
-      <w:pPr>
-        <w:pStyle w:val="BodyText"/>
-        <w:numPr>
-          <w:ilvl w:val="0"/>
-          <w:numId w:val="2"/>
-        </w:numPr>
-        <w:tabs>
-          <w:tab w:val="left" w:pos="709"/>
-        </w:tabs>
-        <w:jc w:val="both"/>
-      </w:pPr>
-      <w:r>
-        <w:rPr>
-          <w:b/>
-        </w:rPr>
-        <w:t>Researchers</w:t>
-      </w:r>
-      <w:r>
-        <w:t xml:space="preserve"> who want to explore relationships between concepts across many documents</w:t>
-      </w:r>
-    </w:p>
-    <w:p>
-      <w:pPr>
-        <w:pStyle w:val="BodyText"/>
-        <w:numPr>
-          <w:ilvl w:val="0"/>
-          <w:numId w:val="2"/>
-        </w:numPr>
-        <w:tabs>
-          <w:tab w:val="left" w:pos="709"/>
-        </w:tabs>
-        <w:jc w:val="both"/>
-      </w:pPr>
-      <w:r>
-        <w:rPr>
-          <w:b/>
-        </w:rPr>
-        <w:t>Anyone</w:t>
-      </w:r>
-      <w:r>
-        <w:t xml:space="preserve"> who has a pile of documents and wants to search and question them intelligently instead of manually reading through everything</w:t>
-      </w:r>
-    </w:p>
-    <w:p>
-      <w:pPr>
-        <w:pStyle w:val="HorizontalLine"/>
-        <w:jc w:val="both"/>
-      </w:pPr>
-    </w:p>
-    <w:p>
-      <w:pPr>
-        <w:pStyle w:val="Heading2"/>
-        <w:jc w:val="both"/>
-      </w:pPr>
-      <w:r>
-        <w:t>Table of Contents</w:t>
-      </w:r>
-    </w:p>
-    <w:p>
-      <w:pPr>
-        <w:pStyle w:val="BodyText"/>
-        <w:numPr>
-          <w:ilvl w:val="0"/>
-          <w:numId w:val="3"/>
-        </w:numPr>
-        <w:tabs>
-          <w:tab w:val="left" w:pos="709"/>
-        </w:tabs>
-        <w:jc w:val="both"/>
-      </w:pPr>
-      <w:r>
-        <w:t>Features</w:t>
-      </w:r>
-    </w:p>
-    <w:p>
-      <w:pPr>
-        <w:pStyle w:val="BodyText"/>
-        <w:numPr>
-          <w:ilvl w:val="0"/>
-          <w:numId w:val="3"/>
-        </w:numPr>
-        <w:tabs>
-          <w:tab w:val="left" w:pos="709"/>
-        </w:tabs>
-        <w:jc w:val="both"/>
-      </w:pPr>
-      <w:r>
-        <w:t>Technology Stack</w:t>
-      </w:r>
-    </w:p>
-    <w:p>
-      <w:pPr>
-        <w:pStyle w:val="BodyText"/>
-        <w:numPr>
-          <w:ilvl w:val="0"/>
-          <w:numId w:val="3"/>
-        </w:numPr>
-        <w:tabs>
-          <w:tab w:val="left" w:pos="709"/>
-        </w:tabs>
-        <w:jc w:val="both"/>
-      </w:pPr>
-      <w:r>
-        <w:t>Project Structure</w:t>
-      </w:r>
-    </w:p>
-    <w:p>
-      <w:pPr>
-        <w:pStyle w:val="BodyText"/>
-        <w:numPr>
-          <w:ilvl w:val="0"/>
-          <w:numId w:val="3"/>
-        </w:numPr>
-        <w:tabs>
-          <w:tab w:val="left" w:pos="709"/>
-        </w:tabs>
-        <w:jc w:val="both"/>
-      </w:pPr>
-      <w:r>
-        <w:t>How Every Part Works (Detailed Workflow)</w:t>
-      </w:r>
-    </w:p>
-    <w:p>
-      <w:pPr>
-        <w:pStyle w:val="BodyText"/>
-        <w:numPr>
-          <w:ilvl w:val="0"/>
-          <w:numId w:val="3"/>
-        </w:numPr>
-        <w:tabs>
-          <w:tab w:val="left" w:pos="709"/>
-        </w:tabs>
-        <w:jc w:val="both"/>
-      </w:pPr>
-      <w:r>
-        <w:t>Every Screen / Tab Explained</w:t>
-      </w:r>
-    </w:p>
-    <w:p>
-      <w:pPr>
-        <w:pStyle w:val="BodyText"/>
-        <w:numPr>
-          <w:ilvl w:val="0"/>
-          <w:numId w:val="3"/>
-        </w:numPr>
-        <w:tabs>
-          <w:tab w:val="left" w:pos="709"/>
-        </w:tabs>
-        <w:jc w:val="both"/>
-      </w:pPr>
-      <w:r>
-        <w:t>How the AI Answers Questions</w:t>
-      </w:r>
-    </w:p>
-    <w:p>
-      <w:pPr>
-        <w:pStyle w:val="BodyText"/>
-        <w:numPr>
-          <w:ilvl w:val="0"/>
-          <w:numId w:val="3"/>
-        </w:numPr>
-        <w:tabs>
-          <w:tab w:val="left" w:pos="709"/>
-        </w:tabs>
-        <w:jc w:val="both"/>
-      </w:pPr>
-      <w:r>
-        <w:t>How Document Parsing Works</w:t>
-      </w:r>
-    </w:p>
-    <w:p>
-      <w:pPr>
-        <w:pStyle w:val="BodyText"/>
-        <w:numPr>
-          <w:ilvl w:val="0"/>
-          <w:numId w:val="3"/>
-        </w:numPr>
-        <w:tabs>
-          <w:tab w:val="left" w:pos="709"/>
-        </w:tabs>
-        <w:jc w:val="both"/>
-      </w:pPr>
-      <w:r>
-        <w:t>How Search Works</w:t>
-      </w:r>
-    </w:p>
-    <w:p>
-      <w:pPr>
-        <w:pStyle w:val="BodyText"/>
-        <w:numPr>
-          <w:ilvl w:val="0"/>
-          <w:numId w:val="3"/>
-        </w:numPr>
-        <w:tabs>
-          <w:tab w:val="left" w:pos="709"/>
-        </w:tabs>
-        <w:jc w:val="both"/>
-      </w:pPr>
-      <w:r>
-        <w:t>How the Knowledge Graph Works</w:t>
-      </w:r>
-    </w:p>
-    <w:p>
-      <w:pPr>
-        <w:pStyle w:val="BodyText"/>
-        <w:numPr>
-          <w:ilvl w:val="0"/>
-          <w:numId w:val="3"/>
-        </w:numPr>
-        <w:tabs>
-          <w:tab w:val="clear" w:pos="709"/>
-          <w:tab w:val="left" w:pos="540"/>
-        </w:tabs>
-        <w:ind w:hanging="349"/>
-        <w:jc w:val="both"/>
-      </w:pPr>
-      <w:r>
-        <w:t>How the ML Classifier Works</w:t>
-      </w:r>
-    </w:p>
-    <w:p>
-      <w:pPr>
-        <w:pStyle w:val="BodyText"/>
-        <w:numPr>
-          <w:ilvl w:val="0"/>
-          <w:numId w:val="3"/>
-        </w:numPr>
-        <w:tabs>
-          <w:tab w:val="left" w:pos="709"/>
-        </w:tabs>
-        <w:ind w:hanging="349"/>
-        <w:jc w:val="both"/>
-      </w:pPr>
-      <w:r>
-        <w:lastRenderedPageBreak/>
-        <w:t>How Authentication Works</w:t>
-      </w:r>
-    </w:p>
-    <w:p>
-      <w:pPr>
-        <w:pStyle w:val="BodyText"/>
-        <w:numPr>
-          <w:ilvl w:val="0"/>
-          <w:numId w:val="3"/>
-        </w:numPr>
-        <w:tabs>
-          <w:tab w:val="left" w:pos="709"/>
-        </w:tabs>
-        <w:ind w:hanging="349"/>
-        <w:jc w:val="both"/>
-      </w:pPr>
-      <w:r>
-        <w:t>How the Database Works</w:t>
-      </w:r>
-    </w:p>
-    <w:p>
-      <w:pPr>
-        <w:pStyle w:val="BodyText"/>
-        <w:numPr>
-          <w:ilvl w:val="0"/>
-          <w:numId w:val="3"/>
-        </w:numPr>
-        <w:tabs>
-          <w:tab w:val="left" w:pos="709"/>
-        </w:tabs>
-        <w:ind w:hanging="349"/>
-        <w:jc w:val="both"/>
-      </w:pPr>
-      <w:r>
-        <w:t>Fallbacks</w:t>
-      </w:r>
-    </w:p>
-    <w:p>
-      <w:pPr>
-        <w:pStyle w:val="HorizontalLine"/>
-        <w:jc w:val="both"/>
-      </w:pPr>
     </w:p>
     <w:p>
       <w:pPr>
@@ -8271,6 +8271,7 @@
       </w:pPr>
     </w:p>
     <w:sectPr>
+      <w:footerReference w:type="default" r:id="rId7"/>
       <w:pgSz w:w="11906" w:h="16838"/>
       <w:pgMar w:top="1134" w:right="1134" w:bottom="1134" w:left="1134" w:header="0" w:footer="0" w:gutter="0"/>
       <w:cols w:space="720"/>
@@ -8278,6 +8279,97 @@
     </w:sectPr>
   </w:body>
 </w:document>
+</file>
+
+<file path=word/endnotes.xml><?xml version="1.0" encoding="utf-8"?>
+<w:endnotes xmlns:wpc="http://schemas.microsoft.com/office/word/2010/wordprocessingCanvas" xmlns:mc="http://schemas.openxmlformats.org/markup-compatibility/2006" xmlns:o="urn:schemas-microsoft-com:office:office" xmlns:r="http://schemas.openxmlformats.org/officeDocument/2006/relationships" xmlns:m="http://schemas.openxmlformats.org/officeDocument/2006/math" xmlns:v="urn:schemas-microsoft-com:vml" xmlns:wp14="http://schemas.microsoft.com/office/word/2010/wordprocessingDrawing" xmlns:wp="http://schemas.openxmlformats.org/drawingml/2006/wordprocessingDrawing" xmlns:w10="urn:schemas-microsoft-com:office:word" xmlns:w="http://schemas.openxmlformats.org/wordprocessingml/2006/main" xmlns:w14="http://schemas.microsoft.com/office/word/2010/wordml" xmlns:w15="http://schemas.microsoft.com/office/word/2012/wordml" xmlns:wpg="http://schemas.microsoft.com/office/word/2010/wordprocessingGroup" xmlns:wpi="http://schemas.microsoft.com/office/word/2010/wordprocessingInk" xmlns:wne="http://schemas.microsoft.com/office/word/2006/wordml" xmlns:wps="http://schemas.microsoft.com/office/word/2010/wordprocessingShape" mc:Ignorable="w14 w15 wp14">
+  <w:endnote w:type="separator" w:id="-1">
+    <w:p>
+      <w:r>
+        <w:separator/>
+      </w:r>
+    </w:p>
+  </w:endnote>
+  <w:endnote w:type="continuationSeparator" w:id="0">
+    <w:p>
+      <w:r>
+        <w:continuationSeparator/>
+      </w:r>
+    </w:p>
+  </w:endnote>
+</w:endnotes>
+</file>
+
+<file path=word/footer1.xml><?xml version="1.0" encoding="utf-8"?>
+<w:ftr xmlns:wpc="http://schemas.microsoft.com/office/word/2010/wordprocessingCanvas" xmlns:mc="http://schemas.openxmlformats.org/markup-compatibility/2006" xmlns:o="urn:schemas-microsoft-com:office:office" xmlns:r="http://schemas.openxmlformats.org/officeDocument/2006/relationships" xmlns:m="http://schemas.openxmlformats.org/officeDocument/2006/math" xmlns:v="urn:schemas-microsoft-com:vml" xmlns:wp14="http://schemas.microsoft.com/office/word/2010/wordprocessingDrawing" xmlns:wp="http://schemas.openxmlformats.org/drawingml/2006/wordprocessingDrawing" xmlns:w10="urn:schemas-microsoft-com:office:word" xmlns:w="http://schemas.openxmlformats.org/wordprocessingml/2006/main" xmlns:w14="http://schemas.microsoft.com/office/word/2010/wordml" xmlns:w15="http://schemas.microsoft.com/office/word/2012/wordml" xmlns:wpg="http://schemas.microsoft.com/office/word/2010/wordprocessingGroup" xmlns:wpi="http://schemas.microsoft.com/office/word/2010/wordprocessingInk" xmlns:wne="http://schemas.microsoft.com/office/word/2006/wordml" xmlns:wps="http://schemas.microsoft.com/office/word/2010/wordprocessingShape" mc:Ignorable="w14 w15 wp14">
+  <w:sdt>
+    <w:sdtPr>
+      <w:id w:val="-1423168776"/>
+      <w:docPartObj>
+        <w:docPartGallery w:val="Page Numbers (Bottom of Page)"/>
+        <w:docPartUnique/>
+      </w:docPartObj>
+    </w:sdtPr>
+    <w:sdtEndPr>
+      <w:rPr>
+        <w:noProof/>
+      </w:rPr>
+    </w:sdtEndPr>
+    <w:sdtContent>
+      <w:p>
+        <w:pPr>
+          <w:pStyle w:val="Footer"/>
+          <w:jc w:val="right"/>
+        </w:pPr>
+        <w:r>
+          <w:fldChar w:fldCharType="begin"/>
+        </w:r>
+        <w:r>
+          <w:instrText xml:space="preserve"> PAGE   \* MERGEFORMAT </w:instrText>
+        </w:r>
+        <w:r>
+          <w:fldChar w:fldCharType="separate"/>
+        </w:r>
+        <w:r>
+          <w:rPr>
+            <w:noProof/>
+          </w:rPr>
+          <w:t>2</w:t>
+        </w:r>
+        <w:r>
+          <w:rPr>
+            <w:noProof/>
+          </w:rPr>
+          <w:fldChar w:fldCharType="end"/>
+        </w:r>
+      </w:p>
+    </w:sdtContent>
+  </w:sdt>
+  <w:p>
+    <w:pPr>
+      <w:pStyle w:val="Footer"/>
+    </w:pPr>
+  </w:p>
+</w:ftr>
+</file>
+
+<file path=word/footnotes.xml><?xml version="1.0" encoding="utf-8"?>
+<w:footnotes xmlns:wpc="http://schemas.microsoft.com/office/word/2010/wordprocessingCanvas" xmlns:mc="http://schemas.openxmlformats.org/markup-compatibility/2006" xmlns:o="urn:schemas-microsoft-com:office:office" xmlns:r="http://schemas.openxmlformats.org/officeDocument/2006/relationships" xmlns:m="http://schemas.openxmlformats.org/officeDocument/2006/math" xmlns:v="urn:schemas-microsoft-com:vml" xmlns:wp14="http://schemas.microsoft.com/office/word/2010/wordprocessingDrawing" xmlns:wp="http://schemas.openxmlformats.org/drawingml/2006/wordprocessingDrawing" xmlns:w10="urn:schemas-microsoft-com:office:word" xmlns:w="http://schemas.openxmlformats.org/wordprocessingml/2006/main" xmlns:w14="http://schemas.microsoft.com/office/word/2010/wordml" xmlns:w15="http://schemas.microsoft.com/office/word/2012/wordml" xmlns:wpg="http://schemas.microsoft.com/office/word/2010/wordprocessingGroup" xmlns:wpi="http://schemas.microsoft.com/office/word/2010/wordprocessingInk" xmlns:wne="http://schemas.microsoft.com/office/word/2006/wordml" xmlns:wps="http://schemas.microsoft.com/office/word/2010/wordprocessingShape" mc:Ignorable="w14 w15 wp14">
+  <w:footnote w:type="separator" w:id="-1">
+    <w:p>
+      <w:r>
+        <w:separator/>
+      </w:r>
+    </w:p>
+  </w:footnote>
+  <w:footnote w:type="continuationSeparator" w:id="0">
+    <w:p>
+      <w:r>
+        <w:continuationSeparator/>
+      </w:r>
+    </w:p>
+  </w:footnote>
+</w:footnotes>
 </file>
 
 <file path=word/numbering.xml><?xml version="1.0" encoding="utf-8"?>
@@ -13921,6 +14013,64 @@
       <w:bCs/>
     </w:rPr>
   </w:style>
+  <w:style w:type="paragraph" w:styleId="Header">
+    <w:name w:val="header"/>
+    <w:basedOn w:val="Normal"/>
+    <w:link w:val="HeaderChar"/>
+    <w:uiPriority w:val="99"/>
+    <w:unhideWhenUsed/>
+    <w:rsid w:val="0095293E"/>
+    <w:pPr>
+      <w:tabs>
+        <w:tab w:val="center" w:pos="4513"/>
+        <w:tab w:val="right" w:pos="9026"/>
+      </w:tabs>
+    </w:pPr>
+    <w:rPr>
+      <w:rFonts w:cs="Mangal"/>
+      <w:szCs w:val="21"/>
+    </w:rPr>
+  </w:style>
+  <w:style w:type="character" w:customStyle="1" w:styleId="HeaderChar">
+    <w:name w:val="Header Char"/>
+    <w:basedOn w:val="DefaultParagraphFont"/>
+    <w:link w:val="Header"/>
+    <w:uiPriority w:val="99"/>
+    <w:rsid w:val="0095293E"/>
+    <w:rPr>
+      <w:rFonts w:cs="Mangal"/>
+      <w:szCs w:val="21"/>
+    </w:rPr>
+  </w:style>
+  <w:style w:type="paragraph" w:styleId="Footer">
+    <w:name w:val="footer"/>
+    <w:basedOn w:val="Normal"/>
+    <w:link w:val="FooterChar"/>
+    <w:uiPriority w:val="99"/>
+    <w:unhideWhenUsed/>
+    <w:rsid w:val="0095293E"/>
+    <w:pPr>
+      <w:tabs>
+        <w:tab w:val="center" w:pos="4513"/>
+        <w:tab w:val="right" w:pos="9026"/>
+      </w:tabs>
+    </w:pPr>
+    <w:rPr>
+      <w:rFonts w:cs="Mangal"/>
+      <w:szCs w:val="21"/>
+    </w:rPr>
+  </w:style>
+  <w:style w:type="character" w:customStyle="1" w:styleId="FooterChar">
+    <w:name w:val="Footer Char"/>
+    <w:basedOn w:val="DefaultParagraphFont"/>
+    <w:link w:val="Footer"/>
+    <w:uiPriority w:val="99"/>
+    <w:rsid w:val="0095293E"/>
+    <w:rPr>
+      <w:rFonts w:cs="Mangal"/>
+      <w:szCs w:val="21"/>
+    </w:rPr>
+  </w:style>
 </w:styles>
 </file>
 
